--- a/content/fiction/the-long-view/the-perfect-asset/The Perfect Asset.docx
+++ b/content/fiction/the-long-view/the-perfect-asset/The Perfect Asset.docx
@@ -960,7 +960,25 @@
           <w:lang w:val="en-CA"/>
           <w14:ligatures w14:val="none"/>
         </w:rPr>
-        <w:t>"Reports is strong," Tav said. "He mentions. To someone who in turn mentions it further along."</w:t>
+        <w:t xml:space="preserve">"Reports </w:t>
+      </w:r>
+      <w:r>
+        <w:rPr>
+          <w:sz w:val="24"/>
+          <w:szCs w:val="24"/>
+          <w:lang w:val="en-CA"/>
+          <w14:ligatures w14:val="none"/>
+        </w:rPr>
+        <w:t xml:space="preserve">to </w:t>
+      </w:r>
+      <w:r>
+        <w:rPr>
+          <w:sz w:val="24"/>
+          <w:szCs w:val="24"/>
+          <w:lang w:val="en-CA"/>
+          <w14:ligatures w14:val="none"/>
+        </w:rPr>
+        <w:t>is strong," Tav said. "He mentions. To someone who in turn mentions it further along."</w:t>
       </w:r>
     </w:p>
     <w:p>
@@ -2422,21 +2440,19 @@
         <w:rPr>
           <w:lang w:val="en-CA"/>
         </w:rPr>
-        <w:t xml:space="preserve">“He’s the only man who never once cost me anything,” Tav said. “Living people, you </w:t>
-      </w:r>
-      <w:proofErr w:type="gramStart"/>
-      <w:r>
-        <w:rPr>
-          <w:lang w:val="en-CA"/>
-        </w:rPr>
-        <w:t>settle up</w:t>
-      </w:r>
-      <w:proofErr w:type="gramEnd"/>
-      <w:r>
-        <w:rPr>
-          <w:lang w:val="en-CA"/>
-        </w:rPr>
-        <w:t xml:space="preserve"> with them your whole life. He’s beyond raising his prices.” He shrugged. The shrug was light and the voice was light. “The dead don’t turn their back on you. It’s their best quality. Very reliable, the dead.”</w:t>
+        <w:t>“He’s the only man who never once cost me anything,” Tav said. “Living people, you settle up with them your whole life</w:t>
+      </w:r>
+      <w:r>
+        <w:rPr>
+          <w:lang w:val="en-CA"/>
+        </w:rPr>
+        <w:t>.</w:t>
+      </w:r>
+      <w:r>
+        <w:rPr>
+          <w:lang w:val="en-CA"/>
+        </w:rPr>
+        <w:t>” He shrugged. The shrug was light and the voice was light. “The dead don’t turn their back on you. It’s their best quality. Very reliable, the dead.”</w:t>
       </w:r>
     </w:p>
     <w:p>
@@ -2535,26 +2551,32 @@
         <w:rPr>
           <w:lang w:val="en-CA"/>
         </w:rPr>
-        <w:t xml:space="preserve">They brought him up two floors to a room with a window, and the window did more to him than four days of questions had. Merranth, grey and wet and going about its business. Roofs he had run in another life, the harbour a forest of bare masts past the chimney line. Sound came through the glass, faint and real, cartwheels and gulls and somewhere the quarter bell. Tav stood drinking the </w:t>
-      </w:r>
+        <w:t>They brought him up two floors to a room with a window</w:t>
+      </w:r>
+      <w:r>
+        <w:rPr>
+          <w:lang w:val="en-CA"/>
+        </w:rPr>
+        <w:t xml:space="preserve">. </w:t>
+      </w:r>
+      <w:r>
+        <w:rPr>
+          <w:lang w:val="en-CA"/>
+        </w:rPr>
+        <w:t>Merranth, grey and wet and going about its business. Roofs he had run in another life, the harbour a forest of bare masts past the chimney line. Sound came through the glass, faint and real, cartwheels and gulls and somewhere the quarter bell. Tav stood drinking the city like a man off a long desert road, until the doors opened behind him. He arranged his face and turned.</w:t>
+      </w:r>
+    </w:p>
+    <w:p>
+      <w:pPr>
+        <w:rPr>
+          <w:lang w:val="en-CA"/>
+        </w:rPr>
+      </w:pPr>
       <w:r>
         <w:rPr>
           <w:lang w:val="en-CA"/>
         </w:rPr>
         <w:lastRenderedPageBreak/>
-        <w:t>city like a man off a long desert road, until the doors opened behind him. He arranged his face and turned.</w:t>
-      </w:r>
-    </w:p>
-    <w:p>
-      <w:pPr>
-        <w:rPr>
-          <w:lang w:val="en-CA"/>
-        </w:rPr>
-      </w:pPr>
-      <w:r>
-        <w:rPr>
-          <w:lang w:val="en-CA"/>
-        </w:rPr>
         <w:t>The soft boots turned out to belong to a wide grey-whiskered man introduced as Principal Investigator Sess, who occupied the head of the table the way a paperweight occupies paper. Marren sat to his left with the folder, retired now to a prop.</w:t>
       </w:r>
     </w:p>
@@ -3059,20 +3081,44 @@
         <w:rPr>
           <w:lang w:val="en-CA"/>
         </w:rPr>
-        <w:t>Nobody eases you into a city. Merranth arrived all at once, the whole roaring stinking orchestra of it, fish, tar, wet wool. A ballad-seller murdering something in the next street, and under it all the bells, the quarter striking from two towers a half-beat out of step with each other the way they had been out of step his entire life. Tav stood on the steps of the Crown’s building with his eyes shut like a drunk in the rain and let it all land on him. Five days. It had felt like a sea voyage. It had felt, said a small dry voice he ignored, like a first night ashore, and wasn’t it strange how fast that went, out here, in the noise.</w:t>
-      </w:r>
-    </w:p>
-    <w:p>
-      <w:pPr>
-        <w:rPr>
-          <w:lang w:val="en-CA"/>
-        </w:rPr>
-      </w:pPr>
-      <w:r>
-        <w:rPr>
-          <w:lang w:val="en-CA"/>
-        </w:rPr>
-        <w:t>He walked. No destination for the first half hour, or none he’d admit to, just streets, taking the city back block by block. Some things five years had eaten, a cookshop, a whole alley gone under a warehouse. Some things, however, were eternal: the fishwives at the shambles arguing in the same key, the beggar with the grey dog who had been old when Tav was a boy and had apparently decided against dying.</w:t>
+        <w:t>Nobody eases you into a city. Merranth arrived all at once, the whole roaring stinking orchestra of it</w:t>
+      </w:r>
+      <w:r>
+        <w:rPr>
+          <w:lang w:val="en-CA"/>
+        </w:rPr>
+        <w:t>:</w:t>
+      </w:r>
+      <w:r>
+        <w:rPr>
+          <w:lang w:val="en-CA"/>
+        </w:rPr>
+        <w:t xml:space="preserve"> fish, tar, wet wool. A ballad-seller murdering something in the next street, and under it all the bells, the quarter striking from two towers a half-beat out of step with each other the way they had been out of step his entire life. Tav stood on the steps of the Crown’s building with his eyes shut like a drunk in the rain and let it all land on him. Five days. It had felt like a sea voyage. It had felt, said a small dry voice he ignored, like a first night ashore, and wasn’t it strange how fast that went, out here, in the noise.</w:t>
+      </w:r>
+    </w:p>
+    <w:p>
+      <w:pPr>
+        <w:rPr>
+          <w:lang w:val="en-CA"/>
+        </w:rPr>
+      </w:pPr>
+      <w:r>
+        <w:rPr>
+          <w:lang w:val="en-CA"/>
+        </w:rPr>
+        <w:t>He walked. No destination for the first half hour, or none he’d admit to, just streets, taking the city back block by block. Some things five years had eaten</w:t>
+      </w:r>
+      <w:r>
+        <w:rPr>
+          <w:lang w:val="en-CA"/>
+        </w:rPr>
+        <w:t>:</w:t>
+      </w:r>
+      <w:r>
+        <w:rPr>
+          <w:lang w:val="en-CA"/>
+        </w:rPr>
+        <w:t xml:space="preserve"> a cookshop, a whole alley gone under a warehouse. Some things, however, were eternal: the fishwives at the shambles arguing in the same key, the beggar with the grey dog who had been old when Tav was a boy and had apparently decided against dying.</w:t>
       </w:r>
     </w:p>
     <w:p>
@@ -3154,13 +3200,1107 @@
         <w:t>“Course he has,” said Tav, and up he went.</w:t>
       </w:r>
     </w:p>
-    <w:p/>
-    <w:p>
-      <w:pPr>
-        <w:rPr>
-          <w:lang w:val="en-CA"/>
-        </w:rPr>
-      </w:pPr>
+    <w:p>
+      <w:pPr>
+        <w:jc w:val="center"/>
+        <w:rPr>
+          <w:lang w:val="en-CA"/>
+        </w:rPr>
+      </w:pPr>
+      <w:r>
+        <w:rPr>
+          <w:lang w:val="en-CA"/>
+        </w:rPr>
+        <w:t>***</w:t>
+      </w:r>
+    </w:p>
+    <w:p>
+      <w:pPr>
+        <w:rPr>
+          <w:lang w:val="en-CA"/>
+        </w:rPr>
+      </w:pPr>
+      <w:r>
+        <w:rPr>
+          <w:lang w:val="en-CA"/>
+        </w:rPr>
+        <w:t>The stairs were narrower than he remembered, or he was wider, which was impossible after five days of grey mush. Odd Hands went up ahead two steps at a time, looking back at every turn like a dog checking to see if you’re still following.</w:t>
+      </w:r>
+    </w:p>
+    <w:p>
+      <w:pPr>
+        <w:rPr>
+          <w:lang w:val="en-CA"/>
+        </w:rPr>
+      </w:pPr>
+      <w:r>
+        <w:rPr>
+          <w:lang w:val="en-CA"/>
+        </w:rPr>
+        <w:t>Halst filled the landing. He sat on a stool that had long since given up complaining, the gnarled truncheon across his knee, and watched them come up with the same total absence of opinion he’d brought to Tav’s skull a month prior.</w:t>
+      </w:r>
+    </w:p>
+    <w:p>
+      <w:pPr>
+        <w:rPr>
+          <w:lang w:val="en-CA"/>
+        </w:rPr>
+      </w:pPr>
+      <w:r>
+        <w:rPr>
+          <w:lang w:val="en-CA"/>
+        </w:rPr>
+        <w:t>“Big man,” Tav nodded.</w:t>
+      </w:r>
+    </w:p>
+    <w:p>
+      <w:pPr>
+        <w:rPr>
+          <w:lang w:val="en-CA"/>
+        </w:rPr>
+      </w:pPr>
+      <w:r>
+        <w:rPr>
+          <w:lang w:val="en-CA"/>
+        </w:rPr>
+        <w:t>Halst considered him. “You look worse than after I hit you.”</w:t>
+      </w:r>
+    </w:p>
+    <w:p>
+      <w:pPr>
+        <w:rPr>
+          <w:lang w:val="en-CA"/>
+        </w:rPr>
+      </w:pPr>
+      <w:r>
+        <w:rPr>
+          <w:lang w:val="en-CA"/>
+        </w:rPr>
+        <w:t>“I’ve been resting.”</w:t>
+      </w:r>
+    </w:p>
+    <w:p>
+      <w:pPr>
+        <w:rPr>
+          <w:lang w:val="en-CA"/>
+        </w:rPr>
+      </w:pPr>
+      <w:r>
+        <w:rPr>
+          <w:lang w:val="en-CA"/>
+        </w:rPr>
+        <w:t>Halst stood and moved aside as Tav continued upward.</w:t>
+      </w:r>
+    </w:p>
+    <w:p>
+      <w:pPr>
+        <w:rPr>
+          <w:lang w:val="en-CA"/>
+        </w:rPr>
+      </w:pPr>
+      <w:r>
+        <w:rPr>
+          <w:lang w:val="en-CA"/>
+        </w:rPr>
+        <w:t>The room at the top had been a storeroom when Tav last saw it, five years back. Someone had redecorated. There was a fire now, and a carpet that someone had recently beaten. On the sideboard a covered dish was keeping warm over a candle. Ginger smoke hung under the beams.</w:t>
+      </w:r>
+    </w:p>
+    <w:p>
+      <w:pPr>
+        <w:rPr>
+          <w:lang w:val="en-CA"/>
+        </w:rPr>
+      </w:pPr>
+      <w:r>
+        <w:rPr>
+          <w:lang w:val="en-CA"/>
+        </w:rPr>
+        <w:lastRenderedPageBreak/>
+        <w:t>Sayd was in the chair by the fire. He turned his papers face down on the arm, unhurried. Then he set down the pipe.</w:t>
+      </w:r>
+    </w:p>
+    <w:p>
+      <w:pPr>
+        <w:rPr>
+          <w:lang w:val="en-CA"/>
+        </w:rPr>
+      </w:pPr>
+      <w:r>
+        <w:rPr>
+          <w:lang w:val="en-CA"/>
+        </w:rPr>
+        <w:t>In all the years Tav had known him, Sayd Basha had never put down the pipe to greet anyone. He did it now, and stood, and crossed the carpet, and took Tav’s forearm in a grip that was dry and a good deal stronger than it looked. He held it a moment longer than a casual greeting needed.</w:t>
+      </w:r>
+    </w:p>
+    <w:p>
+      <w:pPr>
+        <w:rPr>
+          <w:lang w:val="en-CA"/>
+        </w:rPr>
+      </w:pPr>
+      <w:r>
+        <w:rPr>
+          <w:lang w:val="en-CA"/>
+        </w:rPr>
+        <w:t>“You’re thinner,” Sayd said.</w:t>
+      </w:r>
+    </w:p>
+    <w:p>
+      <w:pPr>
+        <w:rPr>
+          <w:lang w:val="en-CA"/>
+        </w:rPr>
+      </w:pPr>
+      <w:r>
+        <w:rPr>
+          <w:lang w:val="en-CA"/>
+        </w:rPr>
+        <w:t>“The food was a lesson in humility.”</w:t>
+      </w:r>
+    </w:p>
+    <w:p>
+      <w:pPr>
+        <w:rPr>
+          <w:lang w:val="en-CA"/>
+        </w:rPr>
+      </w:pPr>
+      <w:r>
+        <w:rPr>
+          <w:lang w:val="en-CA"/>
+        </w:rPr>
+        <w:t>“Then we’ll move on to gratitude.”</w:t>
+      </w:r>
+    </w:p>
+    <w:p>
+      <w:pPr>
+        <w:rPr>
+          <w:lang w:val="en-CA"/>
+        </w:rPr>
+      </w:pPr>
+      <w:r>
+        <w:rPr>
+          <w:lang w:val="en-CA"/>
+        </w:rPr>
+        <w:t>Maddy was at the window. She hadn’t moved when he came in. That was the first thing he saw, before he registered her face, before anything: she had chosen not to move. She sat on the sill in her grey overcoat, one boot up and a sheaf of paper across her knee, and she looked at him. Just that. It went on long enough that Odd Hands found something urgent to do with the fire.</w:t>
+      </w:r>
+    </w:p>
+    <w:p>
+      <w:pPr>
+        <w:rPr>
+          <w:lang w:val="en-CA"/>
+        </w:rPr>
+      </w:pPr>
+      <w:r>
+        <w:rPr>
+          <w:lang w:val="en-CA"/>
+        </w:rPr>
+        <w:t>“You look terrible,” she said.</w:t>
+      </w:r>
+    </w:p>
+    <w:p>
+      <w:pPr>
+        <w:rPr>
+          <w:lang w:val="en-CA"/>
+        </w:rPr>
+      </w:pPr>
+      <w:r>
+        <w:rPr>
+          <w:lang w:val="en-CA"/>
+        </w:rPr>
+        <w:t>“I was going for distinguished.”</w:t>
+      </w:r>
+    </w:p>
+    <w:p>
+      <w:pPr>
+        <w:rPr>
+          <w:lang w:val="en-CA"/>
+        </w:rPr>
+      </w:pPr>
+      <w:r>
+        <w:rPr>
+          <w:lang w:val="en-CA"/>
+        </w:rPr>
+        <w:t>“You missed.”</w:t>
+      </w:r>
+    </w:p>
+    <w:p>
+      <w:pPr>
+        <w:rPr>
+          <w:lang w:val="en-CA"/>
+        </w:rPr>
+      </w:pPr>
+      <w:r>
+        <w:rPr>
+          <w:lang w:val="en-CA"/>
+        </w:rPr>
+        <w:t>Something in his chest let go a single notch.</w:t>
+      </w:r>
+    </w:p>
+    <w:p>
+      <w:pPr>
+        <w:rPr>
+          <w:lang w:val="en-CA"/>
+        </w:rPr>
+      </w:pPr>
+      <w:r>
+        <w:rPr>
+          <w:lang w:val="en-CA"/>
+        </w:rPr>
+        <w:t xml:space="preserve">He sat. Sayd filled a plate and put it in front of him himself. That was another thing Sayd didn’t do: serve people. Though once, when they were boys with nothing, Sayd had given him bread. Given, not traded. A month </w:t>
+      </w:r>
+      <w:proofErr w:type="gramStart"/>
+      <w:r>
+        <w:rPr>
+          <w:lang w:val="en-CA"/>
+        </w:rPr>
+        <w:t>ago</w:t>
+      </w:r>
+      <w:proofErr w:type="gramEnd"/>
+      <w:r>
+        <w:rPr>
+          <w:lang w:val="en-CA"/>
+        </w:rPr>
+        <w:t xml:space="preserve"> Tav had sat roped to a chair in a cellar waiting for some flicker of the boy he remembered, and it hadn’t come.</w:t>
+      </w:r>
+    </w:p>
+    <w:p>
+      <w:pPr>
+        <w:rPr>
+          <w:lang w:val="en-CA"/>
+        </w:rPr>
+      </w:pPr>
+      <w:r>
+        <w:rPr>
+          <w:lang w:val="en-CA"/>
+        </w:rPr>
+        <w:t>He looked at the plate a moment before he picked up the fork.</w:t>
+      </w:r>
+    </w:p>
+    <w:p>
+      <w:pPr>
+        <w:rPr>
+          <w:lang w:val="en-CA"/>
+        </w:rPr>
+      </w:pPr>
+      <w:r>
+        <w:rPr>
+          <w:lang w:val="en-CA"/>
+        </w:rPr>
+        <w:t>The covered dish was lamb in something dark and sweet with ginger, and for a while, eating was the whole of the conversation, and nobody seemed to mind.</w:t>
+      </w:r>
+    </w:p>
+    <w:p>
+      <w:pPr>
+        <w:rPr>
+          <w:lang w:val="en-CA"/>
+        </w:rPr>
+      </w:pPr>
+      <w:r>
+        <w:rPr>
+          <w:lang w:val="en-CA"/>
+        </w:rPr>
+        <w:t>Sayd didn’t ask. That was what Tav kept waiting for between mouthfuls. Where were you. What did you give them. Sayd relit the pipe and watched the fire.</w:t>
+      </w:r>
+    </w:p>
+    <w:p>
+      <w:pPr>
+        <w:rPr>
+          <w:lang w:val="en-CA"/>
+        </w:rPr>
+      </w:pPr>
+      <w:r>
+        <w:rPr>
+          <w:lang w:val="en-CA"/>
+        </w:rPr>
+        <w:t xml:space="preserve">There was an older debt on the table besides. </w:t>
+      </w:r>
+      <w:r>
+        <w:rPr>
+          <w:i/>
+          <w:iCs/>
+          <w:lang w:val="en-CA"/>
+        </w:rPr>
+        <w:t>After Pendleton, you tell me how you froze the debt.</w:t>
+      </w:r>
+      <w:r>
+        <w:rPr>
+          <w:lang w:val="en-CA"/>
+        </w:rPr>
+        <w:t xml:space="preserve"> It had been the price of the whole arrangement, and Tav had his answer ready, trimmed and polished on the plank that was his bed over five nights. Sayd didn’t ask for that either. Tav found he was grateful.</w:t>
+      </w:r>
+    </w:p>
+    <w:p>
+      <w:pPr>
+        <w:rPr>
+          <w:lang w:val="en-CA"/>
+        </w:rPr>
+      </w:pPr>
+      <w:r>
+        <w:rPr>
+          <w:lang w:val="en-CA"/>
+        </w:rPr>
+        <w:t>In the end, it was Tav who cracked. “They let me go.”</w:t>
+      </w:r>
+    </w:p>
+    <w:p>
+      <w:pPr>
+        <w:rPr>
+          <w:lang w:val="en-CA"/>
+        </w:rPr>
+      </w:pPr>
+      <w:r>
+        <w:rPr>
+          <w:lang w:val="en-CA"/>
+        </w:rPr>
+        <w:t>“</w:t>
+      </w:r>
+      <w:proofErr w:type="gramStart"/>
+      <w:r>
+        <w:rPr>
+          <w:lang w:val="en-CA"/>
+        </w:rPr>
+        <w:t>So</w:t>
+      </w:r>
+      <w:proofErr w:type="gramEnd"/>
+      <w:r>
+        <w:rPr>
+          <w:lang w:val="en-CA"/>
+        </w:rPr>
+        <w:t xml:space="preserve"> I see.”</w:t>
+      </w:r>
+    </w:p>
+    <w:p>
+      <w:pPr>
+        <w:rPr>
+          <w:lang w:val="en-CA"/>
+        </w:rPr>
+      </w:pPr>
+      <w:r>
+        <w:rPr>
+          <w:lang w:val="en-CA"/>
+        </w:rPr>
+        <w:t>“Insufficient evidence. Turns out a painting makes a poor witness.”</w:t>
+      </w:r>
+    </w:p>
+    <w:p>
+      <w:pPr>
+        <w:rPr>
+          <w:lang w:val="en-CA"/>
+        </w:rPr>
+      </w:pPr>
+      <w:r>
+        <w:rPr>
+          <w:lang w:val="en-CA"/>
+        </w:rPr>
+        <w:t>“Landscapes rarely testify.” Sayd drew on the pipe. “The magistrate’s court had a productive afternoon, I’m told. Your charges died very quietly.”</w:t>
+      </w:r>
+    </w:p>
+    <w:p>
+      <w:pPr>
+        <w:rPr>
+          <w:lang w:val="en-CA"/>
+        </w:rPr>
+      </w:pPr>
+      <w:r>
+        <w:rPr>
+          <w:lang w:val="en-CA"/>
+        </w:rPr>
+        <w:lastRenderedPageBreak/>
+        <w:t>Tav looked at him. Sayd looked to the fire.</w:t>
+      </w:r>
+    </w:p>
+    <w:p>
+      <w:pPr>
+        <w:rPr>
+          <w:lang w:val="en-CA"/>
+        </w:rPr>
+      </w:pPr>
+      <w:r>
+        <w:rPr>
+          <w:lang w:val="en-CA"/>
+        </w:rPr>
+        <w:t>There it was, on the table between the bread and the lamb: had his friend reached into a Crown court and quietly smothered a case on his behalf? Any question he asked would pull on his own story, and his story was mostly air and a ragged signature that could have been someone else’s.</w:t>
+      </w:r>
+    </w:p>
+    <w:p>
+      <w:pPr>
+        <w:rPr>
+          <w:lang w:val="en-CA"/>
+        </w:rPr>
+      </w:pPr>
+      <w:r>
+        <w:rPr>
+          <w:lang w:val="en-CA"/>
+        </w:rPr>
+        <w:t>Across the room, Maddy turned a page. She hadn’t read the last one.</w:t>
+      </w:r>
+    </w:p>
+    <w:p>
+      <w:pPr>
+        <w:rPr>
+          <w:lang w:val="en-CA"/>
+        </w:rPr>
+      </w:pPr>
+      <w:r>
+        <w:rPr>
+          <w:lang w:val="en-CA"/>
+        </w:rPr>
+        <w:t>“Then I owe the magistrate a drink, it would seem,” Tav said.</w:t>
+      </w:r>
+    </w:p>
+    <w:p>
+      <w:pPr>
+        <w:rPr>
+          <w:lang w:val="en-CA"/>
+        </w:rPr>
+      </w:pPr>
+      <w:r>
+        <w:rPr>
+          <w:lang w:val="en-CA"/>
+        </w:rPr>
+        <w:t>Halfway through the lamb a clerk came in without knocking, which meant he was expected. He bent to murmur at Sayd’s shoulder. Ink on his cuffs, a ledger hugged to his chest. “Factor,” he finished. Sayd gave him two words Tav didn’t catch, and the clerk went out again.</w:t>
+      </w:r>
+    </w:p>
+    <w:p>
+      <w:pPr>
+        <w:rPr>
+          <w:lang w:val="en-CA"/>
+        </w:rPr>
+      </w:pPr>
+      <w:r>
+        <w:rPr>
+          <w:lang w:val="en-CA"/>
+        </w:rPr>
+        <w:t>Factor.</w:t>
+      </w:r>
+    </w:p>
+    <w:p>
+      <w:pPr>
+        <w:rPr>
+          <w:lang w:val="en-CA"/>
+        </w:rPr>
+      </w:pPr>
+      <w:r>
+        <w:rPr>
+          <w:lang w:val="en-CA"/>
+        </w:rPr>
+        <w:t>Tav knew the word. Every thief in Merranth knew it. A Patron’s hand: the man who held another man’s keys and made his problems go quietly into the harbour. A lot had changed in five years. Gone was the clever young man with a pipe and empty pockets.</w:t>
+      </w:r>
+    </w:p>
+    <w:p>
+      <w:pPr>
+        <w:rPr>
+          <w:lang w:val="en-CA"/>
+        </w:rPr>
+      </w:pPr>
+      <w:r>
+        <w:rPr>
+          <w:lang w:val="en-CA"/>
+        </w:rPr>
+        <w:t>Factor to whom. The question sat on his tongue with the ginger, but the fire was warm, and the lamb was the best thing he’d eaten in near a week, and Maddy was across the room. He was convinced she was pretending to read. He could ask in the morning. The morning had plenty of room to it.</w:t>
+      </w:r>
+    </w:p>
+    <w:p>
+      <w:pPr>
+        <w:rPr>
+          <w:lang w:val="en-CA"/>
+        </w:rPr>
+      </w:pPr>
+      <w:r>
+        <w:rPr>
+          <w:lang w:val="en-CA"/>
+        </w:rPr>
+        <w:t>He had business in the morning anyway. Fourteen small things on a workbench across the city. The Crown’s inventory hadn’t listed them, so nobody had found the place. He’d fetch them first. A man ought to own something he could count.</w:t>
+      </w:r>
+    </w:p>
+    <w:p>
+      <w:pPr>
+        <w:rPr>
+          <w:lang w:val="en-CA"/>
+        </w:rPr>
+      </w:pPr>
+      <w:r>
+        <w:rPr>
+          <w:lang w:val="en-CA"/>
+        </w:rPr>
+        <w:t>“Mistress Floris has been remarkably warm company,” Sayd said, “while we waited.”</w:t>
+      </w:r>
+    </w:p>
+    <w:p>
+      <w:pPr>
+        <w:rPr>
+          <w:lang w:val="en-CA"/>
+        </w:rPr>
+      </w:pPr>
+      <w:r>
+        <w:rPr>
+          <w:lang w:val="en-CA"/>
+        </w:rPr>
+        <w:t>Floris.</w:t>
+      </w:r>
+    </w:p>
+    <w:p>
+      <w:pPr>
+        <w:rPr>
+          <w:lang w:val="en-CA"/>
+        </w:rPr>
+      </w:pPr>
+      <w:r>
+        <w:rPr>
+          <w:lang w:val="en-CA"/>
+        </w:rPr>
+        <w:t xml:space="preserve">Maddy had given Tav names before. One per harbour town, usually, and he’d enjoyed collecting them the way you enjoy a card trick you’ll never work out. He would have counted Floris among the </w:t>
+      </w:r>
+      <w:proofErr w:type="gramStart"/>
+      <w:r>
+        <w:rPr>
+          <w:lang w:val="en-CA"/>
+        </w:rPr>
+        <w:t>tricks,</w:t>
+      </w:r>
+      <w:proofErr w:type="gramEnd"/>
+      <w:r>
+        <w:rPr>
+          <w:lang w:val="en-CA"/>
+        </w:rPr>
+        <w:t xml:space="preserve"> except he’d seen it once. A year back, in a book she swore she’d bought: a library ticket tucked inside the cover, </w:t>
+      </w:r>
+      <w:r>
+        <w:rPr>
+          <w:i/>
+          <w:iCs/>
+          <w:lang w:val="en-CA"/>
+        </w:rPr>
+        <w:t>M. Floris, Reader</w:t>
+      </w:r>
+      <w:r>
+        <w:rPr>
+          <w:lang w:val="en-CA"/>
+        </w:rPr>
+        <w:t>, in a clerk’s clear penmanship. He had assumed she’d stolen the book, as she stole most things.</w:t>
+      </w:r>
+    </w:p>
+    <w:p>
+      <w:pPr>
+        <w:rPr>
+          <w:lang w:val="en-CA"/>
+        </w:rPr>
+      </w:pPr>
+      <w:r>
+        <w:rPr>
+          <w:lang w:val="en-CA"/>
+        </w:rPr>
+        <w:t>He looked at her across the room, yet she continued to read.</w:t>
+      </w:r>
+    </w:p>
+    <w:p>
+      <w:pPr>
+        <w:rPr>
+          <w:lang w:val="en-CA"/>
+        </w:rPr>
+      </w:pPr>
+      <w:r>
+        <w:rPr>
+          <w:lang w:val="en-CA"/>
+        </w:rPr>
+        <w:t>Was Floris her real name, then? Handed to Sayd. To the Factor. She had never once handed it to him.</w:t>
+      </w:r>
+    </w:p>
+    <w:p>
+      <w:pPr>
+        <w:rPr>
+          <w:lang w:val="en-CA"/>
+        </w:rPr>
+      </w:pPr>
+      <w:r>
+        <w:rPr>
+          <w:lang w:val="en-CA"/>
+        </w:rPr>
+        <w:t xml:space="preserve">The lamb had gone to paste in his mouth. He swallowed it </w:t>
+      </w:r>
+      <w:proofErr w:type="gramStart"/>
+      <w:r>
+        <w:rPr>
+          <w:lang w:val="en-CA"/>
+        </w:rPr>
+        <w:t>anyway, and</w:t>
+      </w:r>
+      <w:proofErr w:type="gramEnd"/>
+      <w:r>
+        <w:rPr>
+          <w:lang w:val="en-CA"/>
+        </w:rPr>
+        <w:t xml:space="preserve"> set his cup down a little harder than the table deserved.</w:t>
+      </w:r>
+    </w:p>
+    <w:p>
+      <w:pPr>
+        <w:rPr>
+          <w:lang w:val="en-CA"/>
+        </w:rPr>
+      </w:pPr>
+      <w:r>
+        <w:rPr>
+          <w:lang w:val="en-CA"/>
+        </w:rPr>
+        <w:t>“She’s good company,” he agreed. “Expensive, though.”</w:t>
+      </w:r>
+    </w:p>
+    <w:p>
+      <w:pPr>
+        <w:rPr>
+          <w:lang w:val="en-CA"/>
+        </w:rPr>
+      </w:pPr>
+      <w:r>
+        <w:rPr>
+          <w:lang w:val="en-CA"/>
+        </w:rPr>
+        <w:lastRenderedPageBreak/>
+        <w:t>“As good things ought to be.” Sayd tapped the pipe out against the grate. “Which brings me to business, now that you’ve finished your meal. There’s ample work, when you’re ready. Not tonight. Not this week, if you’d rather. But it’s there.”</w:t>
+      </w:r>
+    </w:p>
+    <w:p>
+      <w:pPr>
+        <w:rPr>
+          <w:lang w:val="en-CA"/>
+        </w:rPr>
+      </w:pPr>
+      <w:r>
+        <w:rPr>
+          <w:lang w:val="en-CA"/>
+        </w:rPr>
+        <w:t>“What sort of work?”</w:t>
+      </w:r>
+    </w:p>
+    <w:p>
+      <w:pPr>
+        <w:rPr>
+          <w:lang w:val="en-CA"/>
+        </w:rPr>
+      </w:pPr>
+      <w:r>
+        <w:rPr>
+          <w:lang w:val="en-CA"/>
+        </w:rPr>
+        <w:t>“Your sort.” Sayd let that settle. “I find I have more doors than I do people who can open them.”</w:t>
+      </w:r>
+    </w:p>
+    <w:p>
+      <w:pPr>
+        <w:rPr>
+          <w:lang w:val="en-CA"/>
+        </w:rPr>
+      </w:pPr>
+      <w:r>
+        <w:rPr>
+          <w:lang w:val="en-CA"/>
+        </w:rPr>
+        <w:t>“A job offer and a compliment. Where’s the fun if there’s no negotiation?”</w:t>
+      </w:r>
+    </w:p>
+    <w:p>
+      <w:pPr>
+        <w:rPr>
+          <w:lang w:val="en-CA"/>
+        </w:rPr>
+      </w:pPr>
+      <w:r>
+        <w:rPr>
+          <w:lang w:val="en-CA"/>
+        </w:rPr>
+        <w:t xml:space="preserve">Odd Hands, at the fire, had stopped pretending to tend it. Five nights </w:t>
+      </w:r>
+      <w:proofErr w:type="gramStart"/>
+      <w:r>
+        <w:rPr>
+          <w:lang w:val="en-CA"/>
+        </w:rPr>
+        <w:t>ago</w:t>
+      </w:r>
+      <w:proofErr w:type="gramEnd"/>
+      <w:r>
+        <w:rPr>
+          <w:lang w:val="en-CA"/>
+        </w:rPr>
+        <w:t xml:space="preserve"> he’d gone into Pendleton’s vault at Tav’s back. And by sunrise, the Crown had Tav in irons, and the boy had spent the days since hearing it told in taverns, worse each time. Now here was the same man finishing a plate of lamb, and Odd Hands watched him with the open hunger of a boy who has just seen a coin vanish and badly wants to know where it went.</w:t>
+      </w:r>
+    </w:p>
+    <w:p>
+      <w:pPr>
+        <w:rPr>
+          <w:lang w:val="en-CA"/>
+        </w:rPr>
+      </w:pPr>
+      <w:r>
+        <w:rPr>
+          <w:lang w:val="en-CA"/>
+        </w:rPr>
+        <w:t>“I’ll think about it,” Tav said.</w:t>
+      </w:r>
+    </w:p>
+    <w:p>
+      <w:pPr>
+        <w:rPr>
+          <w:lang w:val="en-CA"/>
+        </w:rPr>
+      </w:pPr>
+      <w:r>
+        <w:rPr>
+          <w:lang w:val="en-CA"/>
+        </w:rPr>
+        <w:t>“Do. The offer won’t spoil.”</w:t>
+      </w:r>
+    </w:p>
+    <w:p>
+      <w:pPr>
+        <w:rPr>
+          <w:lang w:val="en-CA"/>
+        </w:rPr>
+      </w:pPr>
+      <w:r>
+        <w:rPr>
+          <w:lang w:val="en-CA"/>
+        </w:rPr>
+        <w:t>His thumb had gone to his chest again, to the empty place under his shirt. He caught it and put the hand on the table. When he looked up, Maddy was watching the hand.</w:t>
+      </w:r>
+    </w:p>
+    <w:p>
+      <w:pPr>
+        <w:rPr>
+          <w:lang w:val="en-CA"/>
+        </w:rPr>
+      </w:pPr>
+      <w:r>
+        <w:rPr>
+          <w:lang w:val="en-CA"/>
+        </w:rPr>
+        <w:t>She put the papers aside and stood. “It’s late.”</w:t>
+      </w:r>
+    </w:p>
+    <w:p>
+      <w:pPr>
+        <w:rPr>
+          <w:lang w:val="en-CA"/>
+        </w:rPr>
+      </w:pPr>
+      <w:r>
+        <w:rPr>
+          <w:lang w:val="en-CA"/>
+        </w:rPr>
+        <w:t>“Odd Hands will see you down,” Sayd said.</w:t>
+      </w:r>
+    </w:p>
+    <w:p>
+      <w:pPr>
+        <w:spacing w:line="278" w:lineRule="auto"/>
+        <w:rPr>
+          <w:lang w:val="en-CA"/>
+        </w:rPr>
+      </w:pPr>
+      <w:r>
+        <w:rPr>
+          <w:lang w:val="en-CA"/>
+        </w:rPr>
+        <w:br w:type="page"/>
+      </w:r>
+    </w:p>
+    <w:p>
+      <w:pPr>
+        <w:rPr>
+          <w:lang w:val="en-CA"/>
+        </w:rPr>
+      </w:pPr>
+      <w:r>
+        <w:rPr>
+          <w:lang w:val="en-CA"/>
+        </w:rPr>
+        <w:lastRenderedPageBreak/>
+        <w:t>“I’ll do it,” said Tav, already up. If Sayd had an opinion about it, he kept it to himself.</w:t>
+      </w:r>
+    </w:p>
+    <w:p>
+      <w:pPr>
+        <w:rPr>
+          <w:lang w:val="en-CA"/>
+        </w:rPr>
+      </w:pPr>
+      <w:r>
+        <w:rPr>
+          <w:lang w:val="en-CA"/>
+        </w:rPr>
+        <w:t>Halst stood again to let them by. Below him, the stair turned, and turned again, and went dark between the lamps, and for thirty seconds or so there was nobody in the world but the two of them and the creak of old wood.</w:t>
+      </w:r>
+    </w:p>
+    <w:p>
+      <w:pPr>
+        <w:rPr>
+          <w:lang w:val="en-CA"/>
+        </w:rPr>
+      </w:pPr>
+      <w:r>
+        <w:rPr>
+          <w:lang w:val="en-CA"/>
+        </w:rPr>
+        <w:t>At the bottom she stopped with her hand on the latch.</w:t>
+      </w:r>
+    </w:p>
+    <w:p>
+      <w:pPr>
+        <w:rPr>
+          <w:lang w:val="en-CA"/>
+        </w:rPr>
+      </w:pPr>
+      <w:r>
+        <w:rPr>
+          <w:lang w:val="en-CA"/>
+        </w:rPr>
+        <w:t>“How are you?” she said.</w:t>
+      </w:r>
+    </w:p>
+    <w:p>
+      <w:pPr>
+        <w:rPr>
+          <w:lang w:val="en-CA"/>
+        </w:rPr>
+      </w:pPr>
+      <w:r>
+        <w:rPr>
+          <w:lang w:val="en-CA"/>
+        </w:rPr>
+        <w:t>“Distinguished.”</w:t>
+      </w:r>
+    </w:p>
+    <w:p>
+      <w:pPr>
+        <w:rPr>
+          <w:lang w:val="en-CA"/>
+        </w:rPr>
+      </w:pPr>
+      <w:r>
+        <w:rPr>
+          <w:lang w:val="en-CA"/>
+        </w:rPr>
+        <w:t>She waited.</w:t>
+      </w:r>
+    </w:p>
+    <w:p>
+      <w:pPr>
+        <w:rPr>
+          <w:lang w:val="en-CA"/>
+        </w:rPr>
+      </w:pPr>
+      <w:r>
+        <w:rPr>
+          <w:lang w:val="en-CA"/>
+        </w:rPr>
+        <w:t>“I thought you’d be halfway to the Reach by now,” he said. “That was the plan, wasn’t it?”</w:t>
+      </w:r>
+    </w:p>
+    <w:p>
+      <w:pPr>
+        <w:rPr>
+          <w:lang w:val="en-CA"/>
+        </w:rPr>
+      </w:pPr>
+      <w:r>
+        <w:rPr>
+          <w:lang w:val="en-CA"/>
+        </w:rPr>
+        <w:t>“Plans change.” She let go of the latch and turned to face him in the narrow entryway.</w:t>
+      </w:r>
+    </w:p>
+    <w:p>
+      <w:pPr>
+        <w:rPr>
+          <w:lang w:val="en-CA"/>
+        </w:rPr>
+      </w:pPr>
+      <w:r>
+        <w:rPr>
+          <w:lang w:val="en-CA"/>
+        </w:rPr>
+        <w:t xml:space="preserve">He was suddenly aware of how long it had been since he’d washed. She was at the bottom of Sayd Basha’s stairs in her grey coat, looking at him in the dark. She had something to </w:t>
+      </w:r>
+      <w:proofErr w:type="gramStart"/>
+      <w:r>
+        <w:rPr>
+          <w:lang w:val="en-CA"/>
+        </w:rPr>
+        <w:t>say, but</w:t>
+      </w:r>
+      <w:proofErr w:type="gramEnd"/>
+      <w:r>
+        <w:rPr>
+          <w:lang w:val="en-CA"/>
+        </w:rPr>
+        <w:t xml:space="preserve"> decided against it.</w:t>
+      </w:r>
+    </w:p>
+    <w:p>
+      <w:pPr>
+        <w:rPr>
+          <w:lang w:val="en-CA"/>
+        </w:rPr>
+      </w:pPr>
+      <w:r>
+        <w:rPr>
+          <w:lang w:val="en-CA"/>
+        </w:rPr>
+        <w:t>“Floris,” he said. “I remember seeing that on a library ticket, in a book you swore you bought.”</w:t>
+      </w:r>
+    </w:p>
+    <w:p>
+      <w:pPr>
+        <w:rPr>
+          <w:lang w:val="en-CA"/>
+        </w:rPr>
+      </w:pPr>
+      <w:r>
+        <w:rPr>
+          <w:lang w:val="en-CA"/>
+        </w:rPr>
+        <w:t>He reached past her, lifted the latch himself, and walked out into the street before she could answer.</w:t>
+      </w:r>
+    </w:p>
+    <w:p>
+      <w:pPr>
+        <w:rPr>
+          <w:lang w:val="en-CA"/>
+        </w:rPr>
+      </w:pPr>
+      <w:r>
+        <w:rPr>
+          <w:lang w:val="en-CA"/>
+        </w:rPr>
+        <w:t>It was a good exit. The cold came up to meet him, the door swung shut on whatever her face was doing, and he went off down the crooked street with his hat low and his back straight, a man with somewhere to be.</w:t>
+      </w:r>
+    </w:p>
+    <w:p>
+      <w:pPr>
+        <w:rPr>
+          <w:lang w:val="en-CA"/>
+        </w:rPr>
+      </w:pPr>
+      <w:r>
+        <w:rPr>
+          <w:lang w:val="en-CA"/>
+        </w:rPr>
+        <w:t>He made it to the corner by the chandlers’ before he remembered he didn’t. He needed a place to sleep, and to wash. Only, he had no money to his name. His contract with SI didn’t specify a wage, did it?</w:t>
+      </w:r>
+    </w:p>
+    <w:p>
+      <w:pPr>
+        <w:rPr>
+          <w:lang w:val="en-CA"/>
+        </w:rPr>
+      </w:pPr>
+      <w:r>
+        <w:rPr>
+          <w:lang w:val="en-CA"/>
+        </w:rPr>
+        <w:t xml:space="preserve">So, he stood in a doorway around the corner, in the smell of cold tallow, and waited for Maddy to leave. Five nights </w:t>
+      </w:r>
+      <w:proofErr w:type="gramStart"/>
+      <w:r>
+        <w:rPr>
+          <w:lang w:val="en-CA"/>
+        </w:rPr>
+        <w:t>ago</w:t>
+      </w:r>
+      <w:proofErr w:type="gramEnd"/>
+      <w:r>
+        <w:rPr>
+          <w:lang w:val="en-CA"/>
+        </w:rPr>
+        <w:t xml:space="preserve"> he had robbed the Pendleton vault. Tonight he was hiding behind a candle shop from the same woman who had helped him rob it.</w:t>
+      </w:r>
+    </w:p>
+    <w:p>
+      <w:pPr>
+        <w:rPr>
+          <w:lang w:val="en-CA"/>
+        </w:rPr>
+      </w:pPr>
+      <w:r>
+        <w:rPr>
+          <w:lang w:val="en-CA"/>
+        </w:rPr>
+        <w:t>The door didn’t open for a long time. When it did, he heard her on the step, then her boots on the cobbles, unhurried, going the other way. He knew that walk. He gave it a hundred count after it had gone, to be safe, and then fifty more, because he was nothing if not a professional.</w:t>
+      </w:r>
+    </w:p>
+    <w:p>
+      <w:pPr>
+        <w:rPr>
+          <w:lang w:val="en-CA"/>
+        </w:rPr>
+      </w:pPr>
+      <w:r>
+        <w:rPr>
+          <w:lang w:val="en-CA"/>
+        </w:rPr>
+        <w:t>He returned to the door, lifted the latch and went in. Halst was on the landing when he came back up, and he didn’t stand this time. He looked at Tav for a while with no opinion whatsoever.</w:t>
+      </w:r>
+    </w:p>
+    <w:p>
+      <w:pPr>
+        <w:rPr>
+          <w:lang w:val="en-CA"/>
+        </w:rPr>
+      </w:pPr>
+      <w:r>
+        <w:rPr>
+          <w:lang w:val="en-CA"/>
+        </w:rPr>
+        <w:t>“Good exit,” Halst said.</w:t>
+      </w:r>
+    </w:p>
+    <w:p>
+      <w:pPr>
+        <w:pStyle w:val="Heading2"/>
+      </w:pPr>
+      <w:r>
+        <w:t>Chapter Five</w:t>
+      </w:r>
+    </w:p>
+    <w:p>
+      <w:pPr>
+        <w:rPr>
+          <w:lang w:val="en-CA"/>
+        </w:rPr>
+      </w:pPr>
+      <w:r>
+        <w:rPr>
+          <w:lang w:val="en-CA"/>
+        </w:rPr>
+        <w:t xml:space="preserve">Somebody had made up a bed in the room off the landing, </w:t>
+      </w:r>
+      <w:r>
+        <w:rPr>
+          <w:lang w:val="en-CA"/>
+        </w:rPr>
+        <w:t xml:space="preserve">and Tav had fallen into it like a dropped </w:t>
+      </w:r>
+      <w:r>
+        <w:rPr>
+          <w:lang w:val="en-CA"/>
+        </w:rPr>
+        <w:t>coat.</w:t>
+      </w:r>
+    </w:p>
+    <w:p>
+      <w:pPr>
+        <w:rPr>
+          <w:lang w:val="en-CA"/>
+        </w:rPr>
+      </w:pPr>
+      <w:r>
+        <w:rPr>
+          <w:lang w:val="en-CA"/>
+        </w:rPr>
+        <w:lastRenderedPageBreak/>
+        <w:t>He woke to the chandlers. Tallow going into the vats below, the smell of it climbing the walls, a boy downstairs whistling the same four notes and losing the fifth every time.</w:t>
+      </w:r>
     </w:p>
     <w:sectPr>
       <w:pgSz w:w="12240" w:h="15840"/>
@@ -4188,7 +5328,6 @@
   <w:style w:type="character" w:default="1" w:styleId="DefaultParagraphFont">
     <w:name w:val="Default Paragraph Font"/>
     <w:uiPriority w:val="1"/>
-    <w:semiHidden/>
     <w:unhideWhenUsed/>
   </w:style>
   <w:style w:type="table" w:default="1" w:styleId="TableNormal">
